--- a/คุมประพฤติ Refer.docx
+++ b/คุมประพฤติ Refer.docx
@@ -796,7 +796,43 @@
           <w:cs/>
           <w:lang w:val="en-US"/>
         </w:rPr>
-        <w:t>ผู้ถูกคุมประพฤติเข้ารับการบำบัดรักษาการติดยาเสพติดให้โทษแบบสมัครใจ ตามระยะเวลาที่เห็นสมควร นั้น</w:t>
+        <w:t>ผู้ถูกคุมประพฤติเข้ารับการบำบัดรักษา</w:t>
+      </w:r>
+      <w:r>
+        <w:rPr>
+          <w:rFonts w:ascii="TH SarabunPSK" w:eastAsia="Times New Roman" w:hAnsi="TH SarabunPSK" w:cs="TH SarabunPSK"/>
+          <w:sz w:val="32"/>
+          <w:szCs w:val="32"/>
+        </w:rPr>
+        <w:t>{{</w:t>
+      </w:r>
+      <w:r>
+        <w:rPr>
+          <w:rFonts w:ascii="TH SarabunPSK" w:eastAsia="Times New Roman" w:hAnsi="TH SarabunPSK" w:cs="TH SarabunPSK"/>
+          <w:sz w:val="32"/>
+          <w:szCs w:val="32"/>
+          <w:cs/>
+          <w:lang w:val="en-US"/>
+        </w:rPr>
+        <w:t>สาเหตุส่งเข้ารับการบำบัดรักษา</w:t>
+      </w:r>
+      <w:r>
+        <w:rPr>
+          <w:rFonts w:ascii="TH SarabunPSK" w:eastAsia="Times New Roman" w:hAnsi="TH SarabunPSK" w:cs="TH SarabunPSK"/>
+          <w:sz w:val="32"/>
+          <w:szCs w:val="32"/>
+        </w:rPr>
+        <w:t>}}</w:t>
+      </w:r>
+      <w:r>
+        <w:rPr>
+          <w:rFonts w:ascii="TH SarabunPSK" w:eastAsia="Times New Roman" w:hAnsi="TH SarabunPSK" w:cs="TH SarabunPSK" w:hint="cs"/>
+          <w:sz w:val="32"/>
+          <w:szCs w:val="32"/>
+          <w:cs/>
+          <w:lang w:val="en-US"/>
+        </w:rPr>
+        <w:t xml:space="preserve"> ตามระยะเวลาที่เห็นสมควร นั้น</w:t>
       </w:r>
     </w:p>
     <w:p>
@@ -2491,7 +2527,43 @@
           <w:cs/>
           <w:lang w:val="en-US"/>
         </w:rPr>
-        <w:t>ถูกคุมประพฤติเข้ารับการบำบัดรักษาการติดยาเสพติดให้โทษแบบสมัครใจ ตามระยะเวลาที่เห็นสมควร นั้น</w:t>
+        <w:t>ถูกคุมประพฤติเข้ารับการบำบัดรักษา</w:t>
+      </w:r>
+      <w:r>
+        <w:rPr>
+          <w:rFonts w:ascii="TH SarabunPSK" w:eastAsia="Times New Roman" w:hAnsi="TH SarabunPSK" w:cs="TH SarabunPSK"/>
+          <w:sz w:val="32"/>
+          <w:szCs w:val="32"/>
+        </w:rPr>
+        <w:t>{{</w:t>
+      </w:r>
+      <w:r>
+        <w:rPr>
+          <w:rFonts w:ascii="TH SarabunPSK" w:eastAsia="Times New Roman" w:hAnsi="TH SarabunPSK" w:cs="TH SarabunPSK"/>
+          <w:sz w:val="32"/>
+          <w:szCs w:val="32"/>
+          <w:cs/>
+          <w:lang w:val="en-US"/>
+        </w:rPr>
+        <w:t>สาเหตุส่งเข้ารับการบำบัดรักษา</w:t>
+      </w:r>
+      <w:r>
+        <w:rPr>
+          <w:rFonts w:ascii="TH SarabunPSK" w:eastAsia="Times New Roman" w:hAnsi="TH SarabunPSK" w:cs="TH SarabunPSK"/>
+          <w:sz w:val="32"/>
+          <w:szCs w:val="32"/>
+        </w:rPr>
+        <w:t>}}</w:t>
+      </w:r>
+      <w:r>
+        <w:rPr>
+          <w:rFonts w:ascii="TH SarabunPSK" w:eastAsia="Times New Roman" w:hAnsi="TH SarabunPSK" w:cs="TH SarabunPSK" w:hint="cs"/>
+          <w:sz w:val="32"/>
+          <w:szCs w:val="32"/>
+          <w:cs/>
+          <w:lang w:val="en-US"/>
+        </w:rPr>
+        <w:t xml:space="preserve"> ตามระยะเวลาที่เห็นสมควร นั้น</w:t>
       </w:r>
     </w:p>
     <w:p>
@@ -4697,6 +4769,7 @@
   <w:style w:type="character" w:default="1" w:styleId="a0">
     <w:name w:val="Default Paragraph Font"/>
     <w:uiPriority w:val="1"/>
+    <w:semiHidden/>
     <w:unhideWhenUsed/>
   </w:style>
   <w:style w:type="table" w:default="1" w:styleId="a1">

--- a/คุมประพฤติ Refer.docx
+++ b/คุมประพฤติ Refer.docx
@@ -1392,7 +1392,7 @@
       <w:pPr>
         <w:spacing w:after="0" w:line="240" w:lineRule="auto"/>
         <w:rPr>
-          <w:rFonts w:ascii="TH SarabunIT๙" w:eastAsia="Cordia New" w:hAnsi="TH SarabunIT๙" w:cs="TH SarabunIT๙"/>
+          <w:rFonts w:ascii="TH SarabunIT๙" w:eastAsia="Cordia New" w:hAnsi="TH SarabunIT๙" w:cs="TH SarabunIT๙" w:hint="cs"/>
           <w:sz w:val="32"/>
           <w:szCs w:val="32"/>
           <w:lang w:val="en-US"/>
@@ -1446,7 +1446,17 @@
           <w:cs/>
           <w:lang w:val="en-US"/>
         </w:rPr>
-        <w:t>๓๐๑</w:t>
+        <w:t>๓</w:t>
+      </w:r>
+      <w:r>
+        <w:rPr>
+          <w:rFonts w:ascii="TH SarabunIT๙" w:eastAsia="Cordia New" w:hAnsi="TH SarabunIT๙" w:cs="TH SarabunIT๙" w:hint="cs"/>
+          <w:sz w:val="32"/>
+          <w:szCs w:val="32"/>
+          <w:cs/>
+          <w:lang w:val="en-US"/>
+        </w:rPr>
+        <w:t>๓๖</w:t>
       </w:r>
     </w:p>
     <w:p>
@@ -4270,7 +4280,17 @@
           <w:cs/>
           <w:lang w:val="en-US"/>
         </w:rPr>
-        <w:t>๓๐๑</w:t>
+        <w:t>๓</w:t>
+      </w:r>
+      <w:r>
+        <w:rPr>
+          <w:rFonts w:ascii="TH SarabunIT๙" w:eastAsia="Cordia New" w:hAnsi="TH SarabunIT๙" w:cs="TH SarabunIT๙" w:hint="cs"/>
+          <w:sz w:val="32"/>
+          <w:szCs w:val="32"/>
+          <w:cs/>
+          <w:lang w:val="en-US"/>
+        </w:rPr>
+        <w:t>๓๖</w:t>
       </w:r>
       <w:r>
         <w:rPr>
